--- a/mokdong2/2fin/word/md2s2_vocab_check_exam.docx
+++ b/mokdong2/2fin/word/md2s2_vocab_check_exam.docx
@@ -9088,7 +9088,7 @@
           <w:sz w:val="20"/>
           <w:u w:val="none"/>
         </w:rPr>
-        <w:t>〈보기〉 ( we / saw / many / modern / artworks / at / the art fair / near / the station / the stadium )</w:t>
+        <w:t>〈보기〉 ( near / the station / at / modern / many / we / the art fair / saw / artworks / the stadium )</w:t>
       </w:r>
       <w:r>
         <w:br/>
@@ -9200,7 +9200,7 @@
           <w:sz w:val="20"/>
           <w:u w:val="none"/>
         </w:rPr>
-        <w:t>〈보기〉 ( it / doesn't / matter / matters / that / we / speak / different languages )</w:t>
+        <w:t>〈보기〉 ( we / different languages / it / matters / doesn't / that / speak / matter )</w:t>
       </w:r>
       <w:r>
         <w:br/>
@@ -9312,7 +9312,7 @@
           <w:sz w:val="20"/>
           <w:u w:val="none"/>
         </w:rPr>
-        <w:t>〈보기〉 ( in 1958, / he / returned / to Korea / at / the / invitation / invite / of / the Korean government )</w:t>
+        <w:t>〈보기〉 ( he / of / at / invite / the / invitation / to Korea / in 1958, / the Korean government / returned )</w:t>
       </w:r>
       <w:r>
         <w:br/>

--- a/mokdong2/2fin/word/md2s2_vocab_check_exam.docx
+++ b/mokdong2/2fin/word/md2s2_vocab_check_exam.docx
@@ -19,10 +19,10 @@
     </w:p>
     <w:p>
       <w:pPr>
-        <w:spacing w:after="80"/>
         <w:pBdr>
           <w:bottom w:val="single" w:sz="8" w:space="2" w:color="1F3864"/>
         </w:pBdr>
+        <w:spacing w:after="80"/>
       </w:pPr>
       <w:r>
         <w:rPr>
@@ -108,9 +108,9 @@
     </w:p>
     <w:p>
       <w:pPr>
+        <w:shd w:val="clear" w:color="auto" w:fill="F1F4F9"/>
         <w:spacing w:after="30"/>
         <w:ind w:left="85"/>
-        <w:shd w:val="clear" w:color="auto" w:fill="F1F4F9"/>
       </w:pPr>
       <w:r>
         <w:rPr>
@@ -436,9 +436,9 @@
     </w:p>
     <w:p>
       <w:pPr>
+        <w:shd w:val="clear" w:color="auto" w:fill="F1F4F9"/>
         <w:spacing w:after="30"/>
         <w:ind w:left="85"/>
-        <w:shd w:val="clear" w:color="auto" w:fill="F1F4F9"/>
       </w:pPr>
       <w:r>
         <w:rPr>
@@ -740,9 +740,9 @@
     </w:p>
     <w:p>
       <w:pPr>
+        <w:shd w:val="clear" w:color="auto" w:fill="F1F4F9"/>
         <w:spacing w:after="30"/>
         <w:ind w:left="85"/>
-        <w:shd w:val="clear" w:color="auto" w:fill="F1F4F9"/>
       </w:pPr>
       <w:r>
         <w:rPr>
@@ -1107,9 +1107,9 @@
     </w:p>
     <w:p>
       <w:pPr>
+        <w:shd w:val="clear" w:color="auto" w:fill="F1F4F9"/>
         <w:spacing w:after="30"/>
         <w:ind w:left="85"/>
-        <w:shd w:val="clear" w:color="auto" w:fill="F1F4F9"/>
       </w:pPr>
       <w:r>
         <w:rPr>
@@ -1360,9 +1360,9 @@
     </w:p>
     <w:p>
       <w:pPr>
+        <w:shd w:val="clear" w:color="auto" w:fill="F1F4F9"/>
         <w:spacing w:after="30"/>
         <w:ind w:left="85"/>
-        <w:shd w:val="clear" w:color="auto" w:fill="F1F4F9"/>
       </w:pPr>
       <w:r>
         <w:rPr>
@@ -1727,9 +1727,9 @@
     </w:p>
     <w:p>
       <w:pPr>
+        <w:shd w:val="clear" w:color="auto" w:fill="F1F4F9"/>
         <w:spacing w:after="30"/>
         <w:ind w:left="85"/>
-        <w:shd w:val="clear" w:color="auto" w:fill="F1F4F9"/>
       </w:pPr>
       <w:r>
         <w:rPr>
@@ -2216,9 +2216,9 @@
     </w:p>
     <w:p>
       <w:pPr>
+        <w:shd w:val="clear" w:color="auto" w:fill="F1F4F9"/>
         <w:spacing w:after="30"/>
         <w:ind w:left="85"/>
-        <w:shd w:val="clear" w:color="auto" w:fill="F1F4F9"/>
       </w:pPr>
       <w:r>
         <w:rPr>
@@ -2442,9 +2442,9 @@
     </w:p>
     <w:p>
       <w:pPr>
+        <w:shd w:val="clear" w:color="auto" w:fill="F1F4F9"/>
         <w:spacing w:after="30"/>
         <w:ind w:left="85"/>
-        <w:shd w:val="clear" w:color="auto" w:fill="F1F4F9"/>
       </w:pPr>
       <w:r>
         <w:rPr>
@@ -2668,9 +2668,9 @@
     </w:p>
     <w:p>
       <w:pPr>
+        <w:shd w:val="clear" w:color="auto" w:fill="F1F4F9"/>
         <w:spacing w:after="30"/>
         <w:ind w:left="85"/>
-        <w:shd w:val="clear" w:color="auto" w:fill="F1F4F9"/>
       </w:pPr>
       <w:r>
         <w:rPr>
@@ -2894,9 +2894,9 @@
     </w:p>
     <w:p>
       <w:pPr>
+        <w:shd w:val="clear" w:color="auto" w:fill="F1F4F9"/>
         <w:spacing w:after="30"/>
         <w:ind w:left="85"/>
-        <w:shd w:val="clear" w:color="auto" w:fill="F1F4F9"/>
       </w:pPr>
       <w:r>
         <w:rPr>
@@ -3284,9 +3284,9 @@
     </w:p>
     <w:p>
       <w:pPr>
+        <w:shd w:val="clear" w:color="auto" w:fill="F1F4F9"/>
         <w:spacing w:after="30"/>
         <w:ind w:left="85"/>
-        <w:shd w:val="clear" w:color="auto" w:fill="F1F4F9"/>
       </w:pPr>
       <w:r>
         <w:rPr>
@@ -3525,9 +3525,9 @@
     </w:p>
     <w:p>
       <w:pPr>
+        <w:shd w:val="clear" w:color="auto" w:fill="F1F4F9"/>
         <w:spacing w:after="30"/>
         <w:ind w:left="85"/>
-        <w:shd w:val="clear" w:color="auto" w:fill="F1F4F9"/>
       </w:pPr>
       <w:r>
         <w:rPr>
@@ -3780,9 +3780,9 @@
     </w:p>
     <w:p>
       <w:pPr>
+        <w:shd w:val="clear" w:color="auto" w:fill="F1F4F9"/>
         <w:spacing w:after="30"/>
         <w:ind w:left="85"/>
-        <w:shd w:val="clear" w:color="auto" w:fill="F1F4F9"/>
       </w:pPr>
       <w:r>
         <w:rPr>
@@ -3931,9 +3931,9 @@
     </w:p>
     <w:p>
       <w:pPr>
+        <w:shd w:val="clear" w:color="auto" w:fill="F1F4F9"/>
         <w:spacing w:after="30"/>
         <w:ind w:left="85"/>
-        <w:shd w:val="clear" w:color="auto" w:fill="F1F4F9"/>
       </w:pPr>
       <w:r>
         <w:rPr>
@@ -4078,9 +4078,9 @@
     </w:p>
     <w:p>
       <w:pPr>
+        <w:shd w:val="clear" w:color="auto" w:fill="F1F4F9"/>
         <w:spacing w:after="30"/>
         <w:ind w:left="85"/>
-        <w:shd w:val="clear" w:color="auto" w:fill="F1F4F9"/>
       </w:pPr>
       <w:r>
         <w:rPr>
@@ -4247,9 +4247,9 @@
     </w:p>
     <w:p>
       <w:pPr>
+        <w:shd w:val="clear" w:color="auto" w:fill="F1F4F9"/>
         <w:spacing w:after="30"/>
         <w:ind w:left="85"/>
-        <w:shd w:val="clear" w:color="auto" w:fill="F1F4F9"/>
       </w:pPr>
       <w:r>
         <w:rPr>
@@ -4416,9 +4416,9 @@
     </w:p>
     <w:p>
       <w:pPr>
+        <w:shd w:val="clear" w:color="auto" w:fill="F1F4F9"/>
         <w:spacing w:after="30"/>
         <w:ind w:left="85"/>
-        <w:shd w:val="clear" w:color="auto" w:fill="F1F4F9"/>
       </w:pPr>
       <w:r>
         <w:rPr>
@@ -4644,9 +4644,9 @@
     </w:p>
     <w:p>
       <w:pPr>
+        <w:shd w:val="clear" w:color="auto" w:fill="F1F4F9"/>
         <w:spacing w:after="30"/>
         <w:ind w:left="85"/>
-        <w:shd w:val="clear" w:color="auto" w:fill="F1F4F9"/>
       </w:pPr>
       <w:r>
         <w:rPr>
@@ -5104,9 +5104,9 @@
     </w:p>
     <w:p>
       <w:pPr>
+        <w:shd w:val="clear" w:color="auto" w:fill="F1F4F9"/>
         <w:spacing w:after="30"/>
         <w:ind w:left="85"/>
-        <w:shd w:val="clear" w:color="auto" w:fill="F1F4F9"/>
       </w:pPr>
       <w:r>
         <w:rPr>
@@ -5504,9 +5504,9 @@
     </w:p>
     <w:p>
       <w:pPr>
+        <w:shd w:val="clear" w:color="auto" w:fill="F1F4F9"/>
         <w:spacing w:after="30"/>
         <w:ind w:left="85"/>
-        <w:shd w:val="clear" w:color="auto" w:fill="F1F4F9"/>
       </w:pPr>
       <w:r>
         <w:rPr>
@@ -5801,9 +5801,9 @@
     </w:p>
     <w:p>
       <w:pPr>
+        <w:shd w:val="clear" w:color="auto" w:fill="F1F4F9"/>
         <w:spacing w:after="30"/>
         <w:ind w:left="85"/>
-        <w:shd w:val="clear" w:color="auto" w:fill="F1F4F9"/>
       </w:pPr>
       <w:r>
         <w:rPr>
@@ -6093,9 +6093,9 @@
     </w:p>
     <w:p>
       <w:pPr>
+        <w:shd w:val="clear" w:color="auto" w:fill="F1F4F9"/>
         <w:spacing w:after="30"/>
         <w:ind w:left="85"/>
-        <w:shd w:val="clear" w:color="auto" w:fill="F1F4F9"/>
       </w:pPr>
       <w:r>
         <w:rPr>
@@ -6423,9 +6423,9 @@
     </w:p>
     <w:p>
       <w:pPr>
+        <w:shd w:val="clear" w:color="auto" w:fill="F1F4F9"/>
         <w:spacing w:after="30"/>
         <w:ind w:left="85"/>
-        <w:shd w:val="clear" w:color="auto" w:fill="F1F4F9"/>
       </w:pPr>
       <w:r>
         <w:rPr>
@@ -6583,9 +6583,9 @@
     </w:p>
     <w:p>
       <w:pPr>
+        <w:shd w:val="clear" w:color="auto" w:fill="F1F4F9"/>
         <w:spacing w:after="30"/>
         <w:ind w:left="85"/>
-        <w:shd w:val="clear" w:color="auto" w:fill="F1F4F9"/>
       </w:pPr>
       <w:r>
         <w:rPr>
@@ -6734,9 +6734,9 @@
     </w:p>
     <w:p>
       <w:pPr>
+        <w:shd w:val="clear" w:color="auto" w:fill="F1F4F9"/>
         <w:spacing w:after="30"/>
         <w:ind w:left="85"/>
-        <w:shd w:val="clear" w:color="auto" w:fill="F1F4F9"/>
       </w:pPr>
       <w:r>
         <w:rPr>
@@ -7094,9 +7094,9 @@
     </w:p>
     <w:p>
       <w:pPr>
+        <w:shd w:val="clear" w:color="auto" w:fill="F1F4F9"/>
         <w:spacing w:after="30"/>
         <w:ind w:left="85"/>
-        <w:shd w:val="clear" w:color="auto" w:fill="F1F4F9"/>
       </w:pPr>
       <w:r>
         <w:rPr>
@@ -7350,9 +7350,9 @@
     </w:p>
     <w:p>
       <w:pPr>
+        <w:shd w:val="clear" w:color="auto" w:fill="F1F4F9"/>
         <w:spacing w:after="30"/>
         <w:ind w:left="85"/>
-        <w:shd w:val="clear" w:color="auto" w:fill="F1F4F9"/>
       </w:pPr>
       <w:r>
         <w:rPr>
@@ -7590,9 +7590,9 @@
     </w:p>
     <w:p>
       <w:pPr>
+        <w:shd w:val="clear" w:color="auto" w:fill="F1F4F9"/>
         <w:spacing w:after="30"/>
         <w:ind w:left="85"/>
-        <w:shd w:val="clear" w:color="auto" w:fill="F1F4F9"/>
       </w:pPr>
       <w:r>
         <w:rPr>
@@ -8023,9 +8023,9 @@
     </w:p>
     <w:p>
       <w:pPr>
+        <w:shd w:val="clear" w:color="auto" w:fill="F1F4F9"/>
         <w:spacing w:after="30"/>
         <w:ind w:left="85"/>
-        <w:shd w:val="clear" w:color="auto" w:fill="F1F4F9"/>
       </w:pPr>
       <w:r>
         <w:rPr>
@@ -8513,9 +8513,9 @@
     </w:p>
     <w:p>
       <w:pPr>
+        <w:shd w:val="clear" w:color="auto" w:fill="F1F4F9"/>
         <w:spacing w:after="30"/>
         <w:ind w:left="85"/>
-        <w:shd w:val="clear" w:color="auto" w:fill="F1F4F9"/>
       </w:pPr>
       <w:r>
         <w:rPr>
@@ -9077,9 +9077,9 @@
     </w:p>
     <w:p>
       <w:pPr>
+        <w:shd w:val="clear" w:color="auto" w:fill="F1F4F9"/>
         <w:spacing w:after="30"/>
         <w:ind w:left="85"/>
-        <w:shd w:val="clear" w:color="auto" w:fill="F1F4F9"/>
       </w:pPr>
       <w:r>
         <w:rPr>
@@ -9189,9 +9189,9 @@
     </w:p>
     <w:p>
       <w:pPr>
+        <w:shd w:val="clear" w:color="auto" w:fill="F1F4F9"/>
         <w:spacing w:after="30"/>
         <w:ind w:left="85"/>
-        <w:shd w:val="clear" w:color="auto" w:fill="F1F4F9"/>
       </w:pPr>
       <w:r>
         <w:rPr>
@@ -9301,9 +9301,9 @@
     </w:p>
     <w:p>
       <w:pPr>
+        <w:shd w:val="clear" w:color="auto" w:fill="F1F4F9"/>
         <w:spacing w:after="30"/>
         <w:ind w:left="85"/>
-        <w:shd w:val="clear" w:color="auto" w:fill="F1F4F9"/>
       </w:pPr>
       <w:r>
         <w:rPr>
@@ -9384,8 +9384,8 @@
           <w:type w:val="continuous"/>
           <w:pgSz w:w="11906" w:h="16838"/>
           <w:pgMar w:top="680" w:right="794" w:bottom="624" w:left="794" w:header="720" w:footer="720" w:gutter="0"/>
+          <w:cols w:num="2" w:space="396" w:sep="1"/>
           <w:docGrid w:linePitch="360"/>
-          <w:cols w:num="2" w:space="396" w:sep="1"/>
         </w:sectPr>
       </w:pPr>
     </w:p>
@@ -10359,8 +10359,8 @@
     <w:sectPr>
       <w:pgSz w:w="11906" w:h="16838"/>
       <w:pgMar w:top="680" w:right="794" w:bottom="624" w:left="794" w:header="720" w:footer="720" w:gutter="0"/>
+      <w:cols w:num="1" w:space="396"/>
       <w:docGrid w:linePitch="360"/>
-      <w:cols w:num="1" w:space="396"/>
     </w:sectPr>
   </w:body>
 </w:document>
